--- a/public/assets/files/niestacjonarne/JAP1.docx
+++ b/public/assets/files/niestacjonarne/JAP1.docx
@@ -523,6 +523,7 @@
                 <w:i w:val="0"/>
                 <w:sz w:val="22"/>
               </w:rPr>
+              <w:t>I</w:t>
             </w:r>
           </w:p>
         </w:tc>
@@ -560,6 +561,7 @@
                 <w:i w:val="0"/>
                 <w:sz w:val="22"/>
               </w:rPr>
+              <w:t>lektorat</w:t>
             </w:r>
           </w:p>
         </w:tc>

--- a/public/assets/files/niestacjonarne/JAP1.docx
+++ b/public/assets/files/niestacjonarne/JAP1.docx
@@ -681,12 +681,22 @@
         <w:tblW w:w="5000" w:type="pct"/>
       </w:tblPr>
       <w:tblGrid>
-        <w:gridCol w:w="9972"/>
+        <w:gridCol w:w="997"/>
+        <w:gridCol w:w="997"/>
+        <w:gridCol w:w="997"/>
+        <w:gridCol w:w="997"/>
+        <w:gridCol w:w="997"/>
+        <w:gridCol w:w="997"/>
+        <w:gridCol w:w="997"/>
+        <w:gridCol w:w="997"/>
+        <w:gridCol w:w="997"/>
+        <w:gridCol w:w="997"/>
       </w:tblGrid>
       <w:tr>
         <w:tc>
           <w:tcPr>
-            <w:tcW w:type="dxa" w:w="9972"/>
+            <w:tcW w:type="dxa" w:w="9970"/>
+            <w:gridSpan w:val="10"/>
             <w:shd w:val="clear" w:color="auto" w:fill="D9D9D9"/>
           </w:tcPr>
           <w:p>
@@ -705,31 +715,34 @@
           </w:p>
         </w:tc>
       </w:tr>
-    </w:tbl>
-    <w:tbl>
-      <w:tblPr>
-        <w:tblW w:type="auto" w:w="0"/>
-        <w:tblLook w:firstColumn="1" w:firstRow="1" w:lastColumn="0" w:lastRow="0" w:noHBand="0" w:noVBand="1" w:val="04A0"/>
-        <w:tblBorders>
-          <w:top w:val="single" w:sz="4" w:space="0" w:color="000000"/>
-          <w:left w:val="single" w:sz="4" w:space="0" w:color="000000"/>
-          <w:bottom w:val="single" w:sz="4" w:space="0" w:color="000000"/>
-          <w:right w:val="single" w:sz="4" w:space="0" w:color="000000"/>
-          <w:insideH w:val="single" w:sz="4" w:space="0" w:color="000000"/>
-          <w:insideV w:val="single" w:sz="4" w:space="0" w:color="000000"/>
-        </w:tblBorders>
-        <w:tblW w:w="5000" w:type="pct"/>
-      </w:tblPr>
-      <w:tblGrid>
-        <w:gridCol w:w="2493"/>
-        <w:gridCol w:w="2493"/>
-        <w:gridCol w:w="2493"/>
-        <w:gridCol w:w="2493"/>
-      </w:tblGrid>
       <w:tr>
         <w:tc>
           <w:tcPr>
-            <w:tcW w:type="dxa" w:w="2493"/>
+            <w:tcW w:type="dxa" w:w="9970"/>
+            <w:gridSpan w:val="10"/>
+            <w:shd w:val="clear" w:color="auto" w:fill="D9D9D9"/>
+          </w:tcPr>
+          <w:p>
+            <w:pPr>
+              <w:spacing w:before="20" w:after="20"/>
+            </w:pPr>
+            <w:r>
+              <w:rPr>
+                <w:rFonts w:ascii="Aptos" w:hAnsi="Aptos"/>
+                <w:b w:val="0"/>
+                <w:i w:val="0"/>
+                <w:sz w:val="16"/>
+              </w:rPr>
+              <w:t>Wymiar godzinowy (liczba godzin w semestrze)</w:t>
+            </w:r>
+          </w:p>
+        </w:tc>
+      </w:tr>
+      <w:tr>
+        <w:tc>
+          <w:tcPr>
+            <w:tcW w:type="dxa" w:w="1994"/>
+            <w:gridSpan w:val="2"/>
             <w:shd w:val="clear" w:color="auto" w:fill="D9D9D9"/>
           </w:tcPr>
           <w:p>
@@ -749,7 +762,8 @@
         </w:tc>
         <w:tc>
           <w:tcPr>
-            <w:tcW w:type="dxa" w:w="2493"/>
+            <w:tcW w:type="dxa" w:w="2991"/>
+            <w:gridSpan w:val="3"/>
             <w:shd w:val="clear" w:color="auto" w:fill="D9D9D9"/>
           </w:tcPr>
           <w:p>
@@ -769,7 +783,8 @@
         </w:tc>
         <w:tc>
           <w:tcPr>
-            <w:tcW w:type="dxa" w:w="2493"/>
+            <w:tcW w:type="dxa" w:w="2991"/>
+            <w:gridSpan w:val="3"/>
             <w:shd w:val="clear" w:color="auto" w:fill="D9D9D9"/>
           </w:tcPr>
           <w:p>
@@ -789,7 +804,8 @@
         </w:tc>
         <w:tc>
           <w:tcPr>
-            <w:tcW w:type="dxa" w:w="2493"/>
+            <w:tcW w:type="dxa" w:w="1994"/>
+            <w:gridSpan w:val="2"/>
             <w:shd w:val="clear" w:color="auto" w:fill="D9D9D9"/>
           </w:tcPr>
           <w:p>
@@ -811,7 +827,8 @@
       <w:tr>
         <w:tc>
           <w:tcPr>
-            <w:tcW w:type="dxa" w:w="2493"/>
+            <w:tcW w:type="dxa" w:w="1994"/>
+            <w:gridSpan w:val="2"/>
           </w:tcPr>
           <w:p>
             <w:pPr>
@@ -830,7 +847,8 @@
         </w:tc>
         <w:tc>
           <w:tcPr>
-            <w:tcW w:type="dxa" w:w="2493"/>
+            <w:tcW w:type="dxa" w:w="2991"/>
+            <w:gridSpan w:val="3"/>
           </w:tcPr>
           <w:p>
             <w:pPr>
@@ -849,7 +867,8 @@
         </w:tc>
         <w:tc>
           <w:tcPr>
-            <w:tcW w:type="dxa" w:w="2493"/>
+            <w:tcW w:type="dxa" w:w="2991"/>
+            <w:gridSpan w:val="3"/>
           </w:tcPr>
           <w:p>
             <w:pPr>
@@ -868,7 +887,8 @@
         </w:tc>
         <w:tc>
           <w:tcPr>
-            <w:tcW w:type="dxa" w:w="2493"/>
+            <w:tcW w:type="dxa" w:w="1994"/>
+            <w:gridSpan w:val="2"/>
           </w:tcPr>
           <w:p>
             <w:pPr>
@@ -886,30 +906,34 @@
           </w:p>
         </w:tc>
       </w:tr>
-    </w:tbl>
-    <w:tbl>
-      <w:tblPr>
-        <w:tblW w:type="auto" w:w="0"/>
-        <w:tblLook w:firstColumn="1" w:firstRow="1" w:lastColumn="0" w:lastRow="0" w:noHBand="0" w:noVBand="1" w:val="04A0"/>
-        <w:tblBorders>
-          <w:top w:val="single" w:sz="4" w:space="0" w:color="000000"/>
-          <w:left w:val="single" w:sz="4" w:space="0" w:color="000000"/>
-          <w:bottom w:val="single" w:sz="4" w:space="0" w:color="000000"/>
-          <w:right w:val="single" w:sz="4" w:space="0" w:color="000000"/>
-          <w:insideH w:val="single" w:sz="4" w:space="0" w:color="000000"/>
-          <w:insideV w:val="single" w:sz="4" w:space="0" w:color="000000"/>
-        </w:tblBorders>
-        <w:tblW w:w="5000" w:type="pct"/>
-      </w:tblPr>
-      <w:tblGrid>
-        <w:gridCol w:w="3324"/>
-        <w:gridCol w:w="3324"/>
-        <w:gridCol w:w="3324"/>
-      </w:tblGrid>
       <w:tr>
         <w:tc>
           <w:tcPr>
-            <w:tcW w:type="dxa" w:w="3324"/>
+            <w:tcW w:type="dxa" w:w="9970"/>
+            <w:gridSpan w:val="10"/>
+            <w:shd w:val="clear" w:color="auto" w:fill="D9D9D9"/>
+          </w:tcPr>
+          <w:p>
+            <w:pPr>
+              <w:spacing w:before="20" w:after="20"/>
+            </w:pPr>
+            <w:r>
+              <w:rPr>
+                <w:rFonts w:ascii="Aptos" w:hAnsi="Aptos"/>
+                <w:b/>
+                <w:i w:val="0"/>
+                <w:sz w:val="22"/>
+              </w:rPr>
+              <w:t>Bilans ECTS</w:t>
+            </w:r>
+          </w:p>
+        </w:tc>
+      </w:tr>
+      <w:tr>
+        <w:tc>
+          <w:tcPr>
+            <w:tcW w:type="dxa" w:w="4985"/>
+            <w:gridSpan w:val="5"/>
             <w:shd w:val="clear" w:color="auto" w:fill="D9D9D9"/>
           </w:tcPr>
           <w:p>
@@ -929,7 +953,8 @@
         </w:tc>
         <w:tc>
           <w:tcPr>
-            <w:tcW w:type="dxa" w:w="3324"/>
+            <w:tcW w:type="dxa" w:w="2991"/>
+            <w:gridSpan w:val="3"/>
             <w:shd w:val="clear" w:color="auto" w:fill="D9D9D9"/>
           </w:tcPr>
           <w:p>
@@ -949,7 +974,8 @@
         </w:tc>
         <w:tc>
           <w:tcPr>
-            <w:tcW w:type="dxa" w:w="3324"/>
+            <w:tcW w:type="dxa" w:w="1994"/>
+            <w:gridSpan w:val="2"/>
             <w:shd w:val="clear" w:color="auto" w:fill="D9D9D9"/>
           </w:tcPr>
           <w:p>
@@ -971,7 +997,8 @@
       <w:tr>
         <w:tc>
           <w:tcPr>
-            <w:tcW w:type="dxa" w:w="3324"/>
+            <w:tcW w:type="dxa" w:w="4985"/>
+            <w:gridSpan w:val="5"/>
           </w:tcPr>
           <w:p>
             <w:pPr>
@@ -990,7 +1017,8 @@
         </w:tc>
         <w:tc>
           <w:tcPr>
-            <w:tcW w:type="dxa" w:w="3324"/>
+            <w:tcW w:type="dxa" w:w="2991"/>
+            <w:gridSpan w:val="3"/>
           </w:tcPr>
           <w:p>
             <w:pPr>
@@ -1009,7 +1037,8 @@
         </w:tc>
         <w:tc>
           <w:tcPr>
-            <w:tcW w:type="dxa" w:w="3324"/>
+            <w:tcW w:type="dxa" w:w="1994"/>
+            <w:gridSpan w:val="2"/>
           </w:tcPr>
           <w:p>
             <w:pPr>
@@ -1030,7 +1059,8 @@
       <w:tr>
         <w:tc>
           <w:tcPr>
-            <w:tcW w:type="dxa" w:w="3324"/>
+            <w:tcW w:type="dxa" w:w="4985"/>
+            <w:gridSpan w:val="5"/>
           </w:tcPr>
           <w:p>
             <w:pPr>
@@ -1049,7 +1079,8 @@
         </w:tc>
         <w:tc>
           <w:tcPr>
-            <w:tcW w:type="dxa" w:w="3324"/>
+            <w:tcW w:type="dxa" w:w="2991"/>
+            <w:gridSpan w:val="3"/>
           </w:tcPr>
           <w:p>
             <w:pPr>
@@ -1068,7 +1099,8 @@
         </w:tc>
         <w:tc>
           <w:tcPr>
-            <w:tcW w:type="dxa" w:w="3324"/>
+            <w:tcW w:type="dxa" w:w="1994"/>
+            <w:gridSpan w:val="2"/>
           </w:tcPr>
           <w:p>
             <w:pPr>
@@ -1089,7 +1121,29 @@
       <w:tr>
         <w:tc>
           <w:tcPr>
-            <w:tcW w:type="dxa" w:w="3324"/>
+            <w:tcW w:type="dxa" w:w="4985"/>
+            <w:gridSpan w:val="5"/>
+            <w:shd w:val="clear" w:color="auto" w:fill="D9D9D9"/>
+          </w:tcPr>
+          <w:p>
+            <w:pPr>
+              <w:spacing w:before="20" w:after="20"/>
+            </w:pPr>
+            <w:r>
+              <w:rPr>
+                <w:rFonts w:ascii="Aptos" w:hAnsi="Aptos"/>
+                <w:b/>
+                <w:i w:val="0"/>
+                <w:sz w:val="16"/>
+              </w:rPr>
+              <w:t>Opis samodzielnej pracy studenta</w:t>
+            </w:r>
+          </w:p>
+        </w:tc>
+        <w:tc>
+          <w:tcPr>
+            <w:tcW w:type="dxa" w:w="4985"/>
+            <w:gridSpan w:val="5"/>
           </w:tcPr>
           <w:p>
             <w:pPr>
@@ -1102,45 +1156,6 @@
                 <w:i w:val="0"/>
                 <w:sz w:val="22"/>
               </w:rPr>
-              <w:t>Suma</w:t>
-            </w:r>
-          </w:p>
-        </w:tc>
-        <w:tc>
-          <w:tcPr>
-            <w:tcW w:type="dxa" w:w="3324"/>
-          </w:tcPr>
-          <w:p>
-            <w:pPr>
-              <w:spacing w:before="20" w:after="20"/>
-            </w:pPr>
-            <w:r>
-              <w:rPr>
-                <w:rFonts w:ascii="Aptos" w:hAnsi="Aptos"/>
-                <w:b w:val="0"/>
-                <w:i w:val="0"/>
-                <w:sz w:val="22"/>
-              </w:rPr>
-              <w:t>75</w:t>
-            </w:r>
-          </w:p>
-        </w:tc>
-        <w:tc>
-          <w:tcPr>
-            <w:tcW w:type="dxa" w:w="3324"/>
-          </w:tcPr>
-          <w:p>
-            <w:pPr>
-              <w:spacing w:before="20" w:after="20"/>
-            </w:pPr>
-            <w:r>
-              <w:rPr>
-                <w:rFonts w:ascii="Aptos" w:hAnsi="Aptos"/>
-                <w:b w:val="0"/>
-                <w:i w:val="0"/>
-                <w:sz w:val="22"/>
-              </w:rPr>
-              <w:t>3</w:t>
             </w:r>
           </w:p>
         </w:tc>
@@ -1261,7 +1276,7 @@
                 <w:b/>
                 <w:sz w:val="22"/>
               </w:rPr>
-              <w:t>Cwiczenia:</w:t>
+              <w:t>Ćwiczenia:</w:t>
             </w:r>
           </w:p>
           <w:p>
@@ -1454,7 +1469,7 @@
                 <w:rFonts w:ascii="Aptos" w:hAnsi="Aptos"/>
                 <w:sz w:val="22"/>
               </w:rPr>
-              <w:t>☐ Zaliczenie z oceną</w:t>
+              <w:t>☑ Zaliczenie z oceną</w:t>
             </w:r>
           </w:p>
           <w:p>
@@ -1907,14 +1922,14 @@
         <w:tblW w:w="5000" w:type="pct"/>
       </w:tblPr>
       <w:tblGrid>
-        <w:gridCol w:w="3324"/>
-        <w:gridCol w:w="3324"/>
-        <w:gridCol w:w="3324"/>
+        <w:gridCol w:w="680"/>
+        <w:gridCol w:w="4536"/>
+        <w:gridCol w:w="4252"/>
       </w:tblGrid>
       <w:tr>
         <w:tc>
           <w:tcPr>
-            <w:tcW w:type="dxa" w:w="9972"/>
+            <w:tcW w:type="dxa" w:w="9468"/>
             <w:gridSpan w:val="3"/>
             <w:shd w:val="clear" w:color="auto" w:fill="D9D9D9"/>
           </w:tcPr>
@@ -1937,7 +1952,7 @@
       <w:tr>
         <w:tc>
           <w:tcPr>
-            <w:tcW w:type="dxa" w:w="3324"/>
+            <w:tcW w:type="dxa" w:w="680"/>
             <w:shd w:val="clear" w:color="auto" w:fill="D9D9D9"/>
           </w:tcPr>
           <w:p>
@@ -1957,7 +1972,7 @@
         </w:tc>
         <w:tc>
           <w:tcPr>
-            <w:tcW w:type="dxa" w:w="3324"/>
+            <w:tcW w:type="dxa" w:w="4536"/>
             <w:shd w:val="clear" w:color="auto" w:fill="D9D9D9"/>
           </w:tcPr>
           <w:p>
@@ -1977,7 +1992,7 @@
         </w:tc>
         <w:tc>
           <w:tcPr>
-            <w:tcW w:type="dxa" w:w="3324"/>
+            <w:tcW w:type="dxa" w:w="4252"/>
             <w:shd w:val="clear" w:color="auto" w:fill="D9D9D9"/>
           </w:tcPr>
           <w:p>
@@ -1999,7 +2014,7 @@
       <w:tr>
         <w:tc>
           <w:tcPr>
-            <w:tcW w:type="dxa" w:w="3324"/>
+            <w:tcW w:type="dxa" w:w="680"/>
           </w:tcPr>
           <w:p>
             <w:pPr>
@@ -2018,7 +2033,7 @@
         </w:tc>
         <w:tc>
           <w:tcPr>
-            <w:tcW w:type="dxa" w:w="3324"/>
+            <w:tcW w:type="dxa" w:w="4536"/>
           </w:tcPr>
           <w:p>
             <w:pPr>
@@ -2037,7 +2052,7 @@
         </w:tc>
         <w:tc>
           <w:tcPr>
-            <w:tcW w:type="dxa" w:w="3324"/>
+            <w:tcW w:type="dxa" w:w="4252"/>
           </w:tcPr>
           <w:p>
             <w:pPr>
@@ -2057,7 +2072,7 @@
       <w:tr>
         <w:tc>
           <w:tcPr>
-            <w:tcW w:type="dxa" w:w="3324"/>
+            <w:tcW w:type="dxa" w:w="680"/>
           </w:tcPr>
           <w:p>
             <w:pPr>
@@ -2076,7 +2091,7 @@
         </w:tc>
         <w:tc>
           <w:tcPr>
-            <w:tcW w:type="dxa" w:w="3324"/>
+            <w:tcW w:type="dxa" w:w="4536"/>
           </w:tcPr>
           <w:p>
             <w:pPr>
@@ -2095,7 +2110,7 @@
         </w:tc>
         <w:tc>
           <w:tcPr>
-            <w:tcW w:type="dxa" w:w="3324"/>
+            <w:tcW w:type="dxa" w:w="4252"/>
           </w:tcPr>
           <w:p>
             <w:pPr>
@@ -2115,7 +2130,7 @@
       <w:tr>
         <w:tc>
           <w:tcPr>
-            <w:tcW w:type="dxa" w:w="3324"/>
+            <w:tcW w:type="dxa" w:w="680"/>
           </w:tcPr>
           <w:p>
             <w:pPr>
@@ -2134,7 +2149,7 @@
         </w:tc>
         <w:tc>
           <w:tcPr>
-            <w:tcW w:type="dxa" w:w="3324"/>
+            <w:tcW w:type="dxa" w:w="4536"/>
           </w:tcPr>
           <w:p>
             <w:pPr>
@@ -2153,7 +2168,7 @@
         </w:tc>
         <w:tc>
           <w:tcPr>
-            <w:tcW w:type="dxa" w:w="3324"/>
+            <w:tcW w:type="dxa" w:w="4252"/>
           </w:tcPr>
           <w:p>
             <w:pPr>
@@ -2173,7 +2188,7 @@
       <w:tr>
         <w:tc>
           <w:tcPr>
-            <w:tcW w:type="dxa" w:w="3324"/>
+            <w:tcW w:type="dxa" w:w="680"/>
           </w:tcPr>
           <w:p>
             <w:pPr>
@@ -2192,7 +2207,7 @@
         </w:tc>
         <w:tc>
           <w:tcPr>
-            <w:tcW w:type="dxa" w:w="3324"/>
+            <w:tcW w:type="dxa" w:w="4536"/>
           </w:tcPr>
           <w:p>
             <w:pPr>
@@ -2211,7 +2226,7 @@
         </w:tc>
         <w:tc>
           <w:tcPr>
-            <w:tcW w:type="dxa" w:w="3324"/>
+            <w:tcW w:type="dxa" w:w="4252"/>
           </w:tcPr>
           <w:p>
             <w:pPr>
@@ -2231,7 +2246,7 @@
       <w:tr>
         <w:tc>
           <w:tcPr>
-            <w:tcW w:type="dxa" w:w="3324"/>
+            <w:tcW w:type="dxa" w:w="680"/>
           </w:tcPr>
           <w:p>
             <w:pPr>
@@ -2250,7 +2265,7 @@
         </w:tc>
         <w:tc>
           <w:tcPr>
-            <w:tcW w:type="dxa" w:w="3324"/>
+            <w:tcW w:type="dxa" w:w="4536"/>
           </w:tcPr>
           <w:p>
             <w:pPr>
@@ -2269,7 +2284,7 @@
         </w:tc>
         <w:tc>
           <w:tcPr>
-            <w:tcW w:type="dxa" w:w="3324"/>
+            <w:tcW w:type="dxa" w:w="4252"/>
           </w:tcPr>
           <w:p>
             <w:pPr>
@@ -2289,7 +2304,7 @@
       <w:tr>
         <w:tc>
           <w:tcPr>
-            <w:tcW w:type="dxa" w:w="3324"/>
+            <w:tcW w:type="dxa" w:w="680"/>
           </w:tcPr>
           <w:p>
             <w:pPr>
@@ -2308,7 +2323,7 @@
         </w:tc>
         <w:tc>
           <w:tcPr>
-            <w:tcW w:type="dxa" w:w="3324"/>
+            <w:tcW w:type="dxa" w:w="4536"/>
           </w:tcPr>
           <w:p>
             <w:pPr>
@@ -2327,7 +2342,7 @@
         </w:tc>
         <w:tc>
           <w:tcPr>
-            <w:tcW w:type="dxa" w:w="3324"/>
+            <w:tcW w:type="dxa" w:w="4252"/>
           </w:tcPr>
           <w:p>
             <w:pPr>
@@ -2347,7 +2362,7 @@
       <w:tr>
         <w:tc>
           <w:tcPr>
-            <w:tcW w:type="dxa" w:w="3324"/>
+            <w:tcW w:type="dxa" w:w="680"/>
           </w:tcPr>
           <w:p>
             <w:pPr>
@@ -2366,7 +2381,7 @@
         </w:tc>
         <w:tc>
           <w:tcPr>
-            <w:tcW w:type="dxa" w:w="3324"/>
+            <w:tcW w:type="dxa" w:w="4536"/>
           </w:tcPr>
           <w:p>
             <w:pPr>
@@ -2385,7 +2400,7 @@
         </w:tc>
         <w:tc>
           <w:tcPr>
-            <w:tcW w:type="dxa" w:w="3324"/>
+            <w:tcW w:type="dxa" w:w="4252"/>
           </w:tcPr>
           <w:p>
             <w:pPr>
@@ -2405,7 +2420,7 @@
       <w:tr>
         <w:tc>
           <w:tcPr>
-            <w:tcW w:type="dxa" w:w="3324"/>
+            <w:tcW w:type="dxa" w:w="680"/>
           </w:tcPr>
           <w:p>
             <w:pPr>
@@ -2424,7 +2439,7 @@
         </w:tc>
         <w:tc>
           <w:tcPr>
-            <w:tcW w:type="dxa" w:w="3324"/>
+            <w:tcW w:type="dxa" w:w="4536"/>
           </w:tcPr>
           <w:p>
             <w:pPr>
@@ -2443,7 +2458,7 @@
         </w:tc>
         <w:tc>
           <w:tcPr>
-            <w:tcW w:type="dxa" w:w="3324"/>
+            <w:tcW w:type="dxa" w:w="4252"/>
           </w:tcPr>
           <w:p>
             <w:pPr>
@@ -2823,6 +2838,7 @@
                 <w:i w:val="0"/>
                 <w:sz w:val="22"/>
               </w:rPr>
+              <w:t>Obecność na zajęciach – zgodnie z regulaminem 15% nieobecności nieustawiedliwionych, 15% nieobecności usprawiedliwionych; Prace pisemne – min. jedna praca na semestr.; Kolokwia/testy/kartkówki na podstawie opracowanego materiału – 1-2 na semestr (decyzja lektora); Wypowiedź ustna (o rodzaju decyduje lektor).; Przygotowywanie prac domowych oraz aktywne uczestnictwo w zajęciach.; Kryteria zaliczenia: uzyskanie przynajmniej 51% możliwych punktów za prace pisemne/testy/formę zaliczenia ustaloną przez lektora na podstawie poziomu grupy oraz pozytywna (min. 3.0) ocena łączna za pozostałe formy.</w:t>
             </w:r>
           </w:p>
         </w:tc>
@@ -2879,6 +2895,7 @@
                 <w:i w:val="0"/>
                 <w:sz w:val="22"/>
               </w:rPr>
+              <w:t>Obecność na zajęciach – zgodnie z regulaminem 15% nieobecności nieustawiedliwionych, 15% nieobecności usprawiedliwionych; Prace pisemne – min. jedna praca na semestr.; Kolokwia/testy/kartkówki na podstawie opracowanego materiału – 1-2 na semestr (decyzja lektora); Wypowiedź ustna (o rodzaju decyduje lektor).; Przygotowywanie prac domowych oraz aktywne uczestnictwo w zajęciach.; Kryteria zaliczenia: uzyskanie przynajmniej 51% możliwych punktów za prace pisemne/testy/formę zaliczenia ustaloną przez lektora na podstawie poziomu grupy oraz pozytywna (min. 3.0) ocena łączna za pozostałe formy.</w:t>
             </w:r>
           </w:p>
         </w:tc>
@@ -2935,6 +2952,7 @@
                 <w:i w:val="0"/>
                 <w:sz w:val="22"/>
               </w:rPr>
+              <w:t>Obecność na zajęciach – zgodnie z regulaminem 15% nieobecności nieustawiedliwionych, 15% nieobecności usprawiedliwionych; Prace pisemne – min. jedna praca na semestr.; Kolokwia/testy/kartkówki na podstawie opracowanego materiału – 1-2 na semestr (decyzja lektora); Wypowiedź ustna (o rodzaju decyduje lektor).; Przygotowywanie prac domowych oraz aktywne uczestnictwo w zajęciach.; Kryteria zaliczenia: uzyskanie przynajmniej 51% możliwych punktów za prace pisemne/testy/formę zaliczenia ustaloną przez lektora na podstawie poziomu grupy oraz pozytywna (min. 3.0) ocena łączna za pozostałe formy.</w:t>
             </w:r>
           </w:p>
         </w:tc>
@@ -3097,6 +3115,7 @@
                 <w:i w:val="0"/>
                 <w:sz w:val="22"/>
               </w:rPr>
+              <w:t>Obecność na zajęciach – zgodnie z regulaminem 15% nieobecności nieustawiedliwionych, 15% nieobecności usprawiedliwionych; Prace pisemne – min. jedna praca na semestr.; Kolokwia/testy/kartkówki na podstawie opracowanego materiału – 1-2 na semestr (decyzja lektora); Wypowiedź ustna (o rodzaju decyduje lektor).; Przygotowywanie prac domowych oraz aktywne uczestnictwo w zajęciach.; Kryteria zaliczenia: uzyskanie przynajmniej 51% możliwych punktów za prace pisemne/testy/formę zaliczenia ustaloną przez lektora na podstawie poziomu grupy oraz pozytywna (min. 3.0) ocena łączna za pozostałe formy.</w:t>
             </w:r>
           </w:p>
         </w:tc>
@@ -3154,6 +3173,7 @@
                 <w:i w:val="0"/>
                 <w:sz w:val="22"/>
               </w:rPr>
+              <w:t>Obecność na zajęciach – zgodnie z regulaminem 15% nieobecności nieustawiedliwionych, 15% nieobecności usprawiedliwionych; Prace pisemne – min. jedna praca na semestr.; Kolokwia/testy/kartkówki na podstawie opracowanego materiału – 1-2 na semestr (decyzja lektora); Wypowiedź ustna (o rodzaju decyduje lektor).; Przygotowywanie prac domowych oraz aktywne uczestnictwo w zajęciach.; Kryteria zaliczenia: uzyskanie przynajmniej 51% możliwych punktów za prace pisemne/testy/formę zaliczenia ustaloną przez lektora na podstawie poziomu grupy oraz pozytywna (min. 3.0) ocena łączna za pozostałe formy.</w:t>
             </w:r>
           </w:p>
         </w:tc>
@@ -3316,6 +3336,7 @@
                 <w:i w:val="0"/>
                 <w:sz w:val="22"/>
               </w:rPr>
+              <w:t>Obecność na zajęciach – zgodnie z regulaminem 15% nieobecności nieustawiedliwionych, 15% nieobecności usprawiedliwionych; Prace pisemne – min. jedna praca na semestr.; Kolokwia/testy/kartkówki na podstawie opracowanego materiału – 1-2 na semestr (decyzja lektora); Wypowiedź ustna (o rodzaju decyduje lektor).; Przygotowywanie prac domowych oraz aktywne uczestnictwo w zajęciach.; Kryteria zaliczenia: uzyskanie przynajmniej 51% możliwych punktów za prace pisemne/testy/formę zaliczenia ustaloną przez lektora na podstawie poziomu grupy oraz pozytywna (min. 3.0) ocena łączna za pozostałe formy.</w:t>
             </w:r>
           </w:p>
         </w:tc>
@@ -3373,6 +3394,7 @@
                 <w:i w:val="0"/>
                 <w:sz w:val="22"/>
               </w:rPr>
+              <w:t>Obecność na zajęciach – zgodnie z regulaminem 15% nieobecności nieustawiedliwionych, 15% nieobecności usprawiedliwionych; Prace pisemne – min. jedna praca na semestr.; Kolokwia/testy/kartkówki na podstawie opracowanego materiału – 1-2 na semestr (decyzja lektora); Wypowiedź ustna (o rodzaju decyduje lektor).; Przygotowywanie prac domowych oraz aktywne uczestnictwo w zajęciach.; Kryteria zaliczenia: uzyskanie przynajmniej 51% możliwych punktów za prace pisemne/testy/formę zaliczenia ustaloną przez lektora na podstawie poziomu grupy oraz pozytywna (min. 3.0) ocena łączna za pozostałe formy.</w:t>
             </w:r>
           </w:p>
         </w:tc>
@@ -3478,62 +3500,6 @@
                 <w:sz w:val="16"/>
               </w:rPr>
               <w:t>Wyposażenie specjalistyczne konieczne do realizacji przedmiotu</w:t>
-            </w:r>
-          </w:p>
-        </w:tc>
-      </w:tr>
-      <w:tr>
-        <w:tc>
-          <w:tcPr>
-            <w:tcW w:type="dxa" w:w="3324"/>
-          </w:tcPr>
-          <w:p>
-            <w:pPr>
-              <w:spacing w:before="20" w:after="20"/>
-            </w:pPr>
-            <w:r>
-              <w:rPr>
-                <w:rFonts w:ascii="Aptos" w:hAnsi="Aptos"/>
-                <w:b w:val="0"/>
-                <w:i w:val="0"/>
-                <w:sz w:val="22"/>
-              </w:rPr>
-            </w:r>
-          </w:p>
-        </w:tc>
-        <w:tc>
-          <w:tcPr>
-            <w:tcW w:type="dxa" w:w="3324"/>
-          </w:tcPr>
-          <w:p>
-            <w:pPr>
-              <w:spacing w:before="20" w:after="20"/>
-            </w:pPr>
-            <w:r>
-              <w:rPr>
-                <w:rFonts w:ascii="Aptos" w:hAnsi="Aptos"/>
-                <w:b w:val="0"/>
-                <w:i w:val="0"/>
-                <w:sz w:val="22"/>
-              </w:rPr>
-            </w:r>
-          </w:p>
-        </w:tc>
-        <w:tc>
-          <w:tcPr>
-            <w:tcW w:type="dxa" w:w="3324"/>
-          </w:tcPr>
-          <w:p>
-            <w:pPr>
-              <w:spacing w:before="20" w:after="20"/>
-            </w:pPr>
-            <w:r>
-              <w:rPr>
-                <w:rFonts w:ascii="Aptos" w:hAnsi="Aptos"/>
-                <w:b w:val="0"/>
-                <w:i w:val="0"/>
-                <w:sz w:val="22"/>
-              </w:rPr>
             </w:r>
           </w:p>
         </w:tc>

--- a/public/assets/files/niestacjonarne/JAP1.docx
+++ b/public/assets/files/niestacjonarne/JAP1.docx
@@ -1156,6 +1156,7 @@
                 <w:i w:val="0"/>
                 <w:sz w:val="22"/>
               </w:rPr>
+              <w:t>Nauka pisma japońskiego (hiragana, katakana, kanji); ćwiczenia gramatyczne i słownikowe; przygotowanie do kolokwiów i testów; ćwiczenie konwersacji.</w:t>
             </w:r>
           </w:p>
         </w:tc>
@@ -1276,7 +1277,7 @@
                 <w:b/>
                 <w:sz w:val="22"/>
               </w:rPr>
-              <w:t>Ćwiczenia:</w:t>
+              <w:t>Ćwiczenia / Laboratorium:</w:t>
             </w:r>
           </w:p>
           <w:p>
@@ -1289,7 +1290,72 @@
                 <w:b w:val="0"/>
                 <w:sz w:val="22"/>
               </w:rPr>
-              <w:t>• analiza tekstów z dyskusją, metoda projektów (projekt praktyczny), praca w grupach, dyskusja, rozwiązywanie zadań, burza mózgów, mind map praca grupowa nad projektem z wykorzystaniem nowoczesnych technik informatycznych, warsztaty</w:t>
+              <w:t>• analiza tekstów z dyskusją</w:t>
+            </w:r>
+          </w:p>
+          <w:p>
+            <w:pPr>
+              <w:spacing w:before="20" w:after="20"/>
+            </w:pPr>
+            <w:r>
+              <w:rPr>
+                <w:rFonts w:ascii="Aptos" w:hAnsi="Aptos"/>
+                <w:b w:val="0"/>
+                <w:sz w:val="22"/>
+              </w:rPr>
+              <w:t>• rozwiązywanie zadań</w:t>
+            </w:r>
+          </w:p>
+          <w:p>
+            <w:pPr>
+              <w:spacing w:before="20" w:after="20"/>
+            </w:pPr>
+            <w:r>
+              <w:rPr>
+                <w:rFonts w:ascii="Aptos" w:hAnsi="Aptos"/>
+                <w:b w:val="0"/>
+                <w:sz w:val="22"/>
+              </w:rPr>
+              <w:t>• burza mózgów</w:t>
+            </w:r>
+          </w:p>
+          <w:p>
+            <w:pPr>
+              <w:spacing w:before="20" w:after="20"/>
+            </w:pPr>
+            <w:r>
+              <w:rPr>
+                <w:rFonts w:ascii="Aptos" w:hAnsi="Aptos"/>
+                <w:b w:val="0"/>
+                <w:sz w:val="22"/>
+              </w:rPr>
+              <w:t>• mind map</w:t>
+            </w:r>
+          </w:p>
+          <w:p>
+            <w:pPr>
+              <w:spacing w:before="20" w:after="20"/>
+            </w:pPr>
+            <w:r>
+              <w:rPr>
+                <w:rFonts w:ascii="Aptos" w:hAnsi="Aptos"/>
+                <w:b w:val="0"/>
+                <w:sz w:val="22"/>
+              </w:rPr>
+              <w:t>• praca grupowa nad projektem z wykorzystaniem nowoczesnych technik informatycznych</w:t>
+            </w:r>
+          </w:p>
+          <w:p>
+            <w:pPr>
+              <w:spacing w:before="20" w:after="20"/>
+            </w:pPr>
+            <w:r>
+              <w:rPr>
+                <w:rFonts w:ascii="Aptos" w:hAnsi="Aptos"/>
+                <w:b w:val="0"/>
+                <w:sz w:val="22"/>
+              </w:rPr>
+              <w:t>• warsztaty</w:t>
             </w:r>
           </w:p>
         </w:tc>
@@ -1540,69 +1606,10 @@
             <w:r>
               <w:rPr>
                 <w:rFonts w:ascii="Aptos" w:hAnsi="Aptos"/>
+                <w:b w:val="0"/>
+                <w:i w:val="0"/>
                 <w:sz w:val="22"/>
               </w:rPr>
-              <w:t>1. Obecność na zajęciach – zgodnie z regulaminem 15% nieobecności nieustawiedliwionych, 15% nieobecności usprawiedliwionych</w:t>
-            </w:r>
-          </w:p>
-          <w:p>
-            <w:pPr>
-              <w:spacing w:before="20" w:after="20"/>
-            </w:pPr>
-            <w:r>
-              <w:rPr>
-                <w:rFonts w:ascii="Aptos" w:hAnsi="Aptos"/>
-                <w:sz w:val="22"/>
-              </w:rPr>
-              <w:t>2. Prace pisemne – min. jedna praca na semestr.</w:t>
-            </w:r>
-          </w:p>
-          <w:p>
-            <w:pPr>
-              <w:spacing w:before="20" w:after="20"/>
-            </w:pPr>
-            <w:r>
-              <w:rPr>
-                <w:rFonts w:ascii="Aptos" w:hAnsi="Aptos"/>
-                <w:sz w:val="22"/>
-              </w:rPr>
-              <w:t>3. Kolokwia/testy/kartkówki na podstawie opracowanego materiału – 1-2 na semestr (decyzja lektora)</w:t>
-            </w:r>
-          </w:p>
-          <w:p>
-            <w:pPr>
-              <w:spacing w:before="20" w:after="20"/>
-            </w:pPr>
-            <w:r>
-              <w:rPr>
-                <w:rFonts w:ascii="Aptos" w:hAnsi="Aptos"/>
-                <w:sz w:val="22"/>
-              </w:rPr>
-              <w:t>4. Wypowiedź ustna (o rodzaju decyduje lektor).</w:t>
-            </w:r>
-          </w:p>
-          <w:p>
-            <w:pPr>
-              <w:spacing w:before="20" w:after="20"/>
-            </w:pPr>
-            <w:r>
-              <w:rPr>
-                <w:rFonts w:ascii="Aptos" w:hAnsi="Aptos"/>
-                <w:sz w:val="22"/>
-              </w:rPr>
-              <w:t>5. Przygotowywanie prac domowych oraz aktywne uczestnictwo w zajęciach.</w:t>
-            </w:r>
-          </w:p>
-          <w:p>
-            <w:pPr>
-              <w:spacing w:before="20" w:after="20"/>
-            </w:pPr>
-            <w:r>
-              <w:rPr>
-                <w:rFonts w:ascii="Aptos" w:hAnsi="Aptos"/>
-                <w:sz w:val="22"/>
-              </w:rPr>
-              <w:t>6. Kryteria zaliczenia: uzyskanie przynajmniej 51% możliwych punktów za prace pisemne/testy/formę zaliczenia ustaloną przez lektora na podstawie poziomu grupy oraz pozytywna (min. 3.0) ocena łączna za pozostałe formy.</w:t>
             </w:r>
           </w:p>
         </w:tc>
@@ -1619,7 +1626,7 @@
                 <w:rFonts w:ascii="Aptos" w:hAnsi="Aptos"/>
                 <w:sz w:val="22"/>
               </w:rPr>
-              <w:t>1. Obecność na zajęciach – zgodnie z regulaminem 15% nieobecności nieustawiedliwionych, 15% nieobecności usprawiedliwionych</w:t>
+              <w:t>1. kolokwium</w:t>
             </w:r>
           </w:p>
           <w:p>
@@ -1631,7 +1638,7 @@
                 <w:rFonts w:ascii="Aptos" w:hAnsi="Aptos"/>
                 <w:sz w:val="22"/>
               </w:rPr>
-              <w:t>2. Prace pisemne – min. jedna praca na semestr.</w:t>
+              <w:t>2. egzamin ustny</w:t>
             </w:r>
           </w:p>
           <w:p>
@@ -1643,43 +1650,7 @@
                 <w:rFonts w:ascii="Aptos" w:hAnsi="Aptos"/>
                 <w:sz w:val="22"/>
               </w:rPr>
-              <w:t>3. Kolokwia/testy/kartkówki na podstawie opracowanego materiału – 1-2 na semestr (decyzja lektora)</w:t>
-            </w:r>
-          </w:p>
-          <w:p>
-            <w:pPr>
-              <w:spacing w:before="20" w:after="20"/>
-            </w:pPr>
-            <w:r>
-              <w:rPr>
-                <w:rFonts w:ascii="Aptos" w:hAnsi="Aptos"/>
-                <w:sz w:val="22"/>
-              </w:rPr>
-              <w:t>4. Wypowiedź ustna (o rodzaju decyduje lektor).</w:t>
-            </w:r>
-          </w:p>
-          <w:p>
-            <w:pPr>
-              <w:spacing w:before="20" w:after="20"/>
-            </w:pPr>
-            <w:r>
-              <w:rPr>
-                <w:rFonts w:ascii="Aptos" w:hAnsi="Aptos"/>
-                <w:sz w:val="22"/>
-              </w:rPr>
-              <w:t>5. Przygotowywanie prac domowych oraz aktywne uczestnictwo w zajęciach.</w:t>
-            </w:r>
-          </w:p>
-          <w:p>
-            <w:pPr>
-              <w:spacing w:before="20" w:after="20"/>
-            </w:pPr>
-            <w:r>
-              <w:rPr>
-                <w:rFonts w:ascii="Aptos" w:hAnsi="Aptos"/>
-                <w:sz w:val="22"/>
-              </w:rPr>
-              <w:t>6. Kryteria zaliczenia: uzyskanie przynajmniej 51% możliwych punktów za prace pisemne/testy/formę zaliczenia ustaloną przez lektora na podstawie poziomu grupy oraz pozytywna (min. 3.0) ocena łączna za pozostałe formy.</w:t>
+              <w:t>3. ocena sporządzonego dokumentu</w:t>
             </w:r>
           </w:p>
         </w:tc>
@@ -2046,7 +2017,7 @@
                 <w:i w:val="0"/>
                 <w:sz w:val="22"/>
               </w:rPr>
-              <w:t>Nauka znaków hiragany a,i,u,e,o /  ka,ki,ku,ke,ko,ga,gi,gu,ge,go, zwroty z życia codziennego, budowanie zdań z formą: ___wa____desu.</w:t>
+              <w:t>Nauka znaków katakany: a,i,u,e,o /  ka,ki,ku,ke,ko,ga,gi,gu,ge,go / lekcja 4 – godziny i minuty</w:t>
             </w:r>
           </w:p>
         </w:tc>
@@ -2104,7 +2075,7 @@
                 <w:i w:val="0"/>
                 <w:sz w:val="22"/>
               </w:rPr>
-              <w:t>Nauka znaków hiragany : sa,shi,su,se,so,za,ji,zu,ze,zo,ta,chi,tsu,te,to,da,di,du,de,do  /przedstawienie się / przedstawienie drugiej osoby</w:t>
+              <w:t>Nauka znaków katakany:  sa,shi,su,se,so,za,ji,zu,ze,zo /  wybrane znaki kanji, słuchanie, partykuła wo</w:t>
             </w:r>
           </w:p>
         </w:tc>
@@ -2162,7 +2133,7 @@
                 <w:i w:val="0"/>
                 <w:sz w:val="22"/>
               </w:rPr>
-              <w:t>Nauka znaków hiragany:  na,ni,nu,ne,no, ha,hi,fu,he,ho,ba,bi,bu,be,bo,pa,pi,pu,pe,po , liczby,wypracowanie: autoprezentacja/ nauka słówek zw. z hiraganą, nauka znaków Kanji:</w:t>
+              <w:t>Nauka znaków katakany:  ta,chi,tsu,te,to,da,di,du,de,do ,na,ni,nu,ne,no, nauka wybranych znaków kanji</w:t>
             </w:r>
           </w:p>
         </w:tc>
@@ -2220,7 +2191,7 @@
                 <w:i w:val="0"/>
                 <w:sz w:val="22"/>
               </w:rPr>
-              <w:t>Nauka znaków hiragany:  ma,mi,mu,me,mo, ya,yu,yo, zaimki osobowe , kolokwium 1 (z hiragany)</w:t>
+              <w:t>Nauka znaków katakany :ha,hi,fu,he,ho,ba,bi,bu,be,bo,pa,pi,pu,pe / wypracowanie: mój dzień</w:t>
             </w:r>
           </w:p>
         </w:tc>
@@ -2278,7 +2249,7 @@
                 <w:i w:val="0"/>
                 <w:sz w:val="22"/>
               </w:rPr>
-              <w:t>Nauka znaków hiragany:  ra,ri,ru,re,ro,wa,wo,n  budowa zdań oraz tworzenie pytań, partykuła ka  / nauka słówek zw. z hiraganą  forma gramatyczna desu, deshita, ja arimasen, ja arimasendeshita/Dodatki do hiragany / partykuła to i no / nauka słówek zw. z hiraganą</w:t>
+              <w:t>Nauka znaków katakany: ma,mi,mu,me,mo, ya,yu,yo, Dodatki do katakany, lekcja 5 -budowanie zdań i pytań, partykuła ka i mo</w:t>
             </w:r>
           </w:p>
         </w:tc>
@@ -2336,7 +2307,7 @@
                 <w:i w:val="0"/>
                 <w:sz w:val="22"/>
               </w:rPr>
-              <w:t>Tworzenie form pytających „nan no ..””dare no …” / zaimki wskazujące kore, sore, are</w:t>
+              <w:t>Nauka znaków katakany: ra,ri,ru,re,ro,wa,wo,n   Lekcja 6, forma masenka i forma mashō, nowe słownictwo: kino, muzeum, sklep itp. ,</w:t>
             </w:r>
           </w:p>
         </w:tc>
@@ -2394,7 +2365,7 @@
                 <w:i w:val="0"/>
                 <w:sz w:val="22"/>
               </w:rPr>
-              <w:t>narodowość/pytanie o wiek/nauka znaków Kanji</w:t>
+              <w:t>Nauka znaków katakany nowe znaki kanji, budowanie zdań, partykuła de</w:t>
             </w:r>
           </w:p>
         </w:tc>
@@ -2452,7 +2423,413 @@
                 <w:i w:val="0"/>
                 <w:sz w:val="22"/>
               </w:rPr>
-              <w:t>Kolokwium końcowe</w:t>
+              <w:t>Kolokwium 1 (z katakany) / słuchanie</w:t>
+            </w:r>
+          </w:p>
+        </w:tc>
+        <w:tc>
+          <w:tcPr>
+            <w:tcW w:type="dxa" w:w="4252"/>
+          </w:tcPr>
+          <w:p>
+            <w:pPr>
+              <w:spacing w:before="20" w:after="20"/>
+            </w:pPr>
+            <w:r>
+              <w:rPr>
+                <w:rFonts w:ascii="Aptos" w:hAnsi="Aptos"/>
+                <w:b w:val="0"/>
+                <w:i w:val="0"/>
+                <w:sz w:val="22"/>
+              </w:rPr>
+            </w:r>
+          </w:p>
+        </w:tc>
+      </w:tr>
+      <w:tr>
+        <w:tc>
+          <w:tcPr>
+            <w:tcW w:type="dxa" w:w="680"/>
+          </w:tcPr>
+          <w:p>
+            <w:pPr>
+              <w:spacing w:before="20" w:after="20"/>
+            </w:pPr>
+            <w:r>
+              <w:rPr>
+                <w:rFonts w:ascii="Aptos" w:hAnsi="Aptos"/>
+                <w:b w:val="0"/>
+                <w:i w:val="0"/>
+                <w:sz w:val="22"/>
+              </w:rPr>
+              <w:t>9.</w:t>
+            </w:r>
+          </w:p>
+        </w:tc>
+        <w:tc>
+          <w:tcPr>
+            <w:tcW w:type="dxa" w:w="4536"/>
+          </w:tcPr>
+          <w:p>
+            <w:pPr>
+              <w:spacing w:before="20" w:after="20"/>
+            </w:pPr>
+            <w:r>
+              <w:rPr>
+                <w:rFonts w:ascii="Aptos" w:hAnsi="Aptos"/>
+                <w:b w:val="0"/>
+                <w:i w:val="0"/>
+                <w:sz w:val="22"/>
+              </w:rPr>
+              <w:t>Nauka znaków katakany (dodatki) , budowanie dialogów z czasownikami</w:t>
+            </w:r>
+          </w:p>
+        </w:tc>
+        <w:tc>
+          <w:tcPr>
+            <w:tcW w:type="dxa" w:w="4252"/>
+          </w:tcPr>
+          <w:p>
+            <w:pPr>
+              <w:spacing w:before="20" w:after="20"/>
+            </w:pPr>
+            <w:r>
+              <w:rPr>
+                <w:rFonts w:ascii="Aptos" w:hAnsi="Aptos"/>
+                <w:b w:val="0"/>
+                <w:i w:val="0"/>
+                <w:sz w:val="22"/>
+              </w:rPr>
+            </w:r>
+          </w:p>
+        </w:tc>
+      </w:tr>
+      <w:tr>
+        <w:tc>
+          <w:tcPr>
+            <w:tcW w:type="dxa" w:w="680"/>
+          </w:tcPr>
+          <w:p>
+            <w:pPr>
+              <w:spacing w:before="20" w:after="20"/>
+            </w:pPr>
+            <w:r>
+              <w:rPr>
+                <w:rFonts w:ascii="Aptos" w:hAnsi="Aptos"/>
+                <w:b w:val="0"/>
+                <w:i w:val="0"/>
+                <w:sz w:val="22"/>
+              </w:rPr>
+              <w:t>10.</w:t>
+            </w:r>
+          </w:p>
+        </w:tc>
+        <w:tc>
+          <w:tcPr>
+            <w:tcW w:type="dxa" w:w="4536"/>
+          </w:tcPr>
+          <w:p>
+            <w:pPr>
+              <w:spacing w:before="20" w:after="20"/>
+            </w:pPr>
+            <w:r>
+              <w:rPr>
+                <w:rFonts w:ascii="Aptos" w:hAnsi="Aptos"/>
+                <w:b w:val="0"/>
+                <w:i w:val="0"/>
+                <w:sz w:val="22"/>
+              </w:rPr>
+              <w:t>Dni tygodnia, miesiące i dni miesiąca, nowe znaki kanji</w:t>
+            </w:r>
+          </w:p>
+        </w:tc>
+        <w:tc>
+          <w:tcPr>
+            <w:tcW w:type="dxa" w:w="4252"/>
+          </w:tcPr>
+          <w:p>
+            <w:pPr>
+              <w:spacing w:before="20" w:after="20"/>
+            </w:pPr>
+            <w:r>
+              <w:rPr>
+                <w:rFonts w:ascii="Aptos" w:hAnsi="Aptos"/>
+                <w:b w:val="0"/>
+                <w:i w:val="0"/>
+                <w:sz w:val="22"/>
+              </w:rPr>
+            </w:r>
+          </w:p>
+        </w:tc>
+      </w:tr>
+      <w:tr>
+        <w:tc>
+          <w:tcPr>
+            <w:tcW w:type="dxa" w:w="680"/>
+          </w:tcPr>
+          <w:p>
+            <w:pPr>
+              <w:spacing w:before="20" w:after="20"/>
+            </w:pPr>
+            <w:r>
+              <w:rPr>
+                <w:rFonts w:ascii="Aptos" w:hAnsi="Aptos"/>
+                <w:b w:val="0"/>
+                <w:i w:val="0"/>
+                <w:sz w:val="22"/>
+              </w:rPr>
+              <w:t>11.</w:t>
+            </w:r>
+          </w:p>
+        </w:tc>
+        <w:tc>
+          <w:tcPr>
+            <w:tcW w:type="dxa" w:w="4536"/>
+          </w:tcPr>
+          <w:p>
+            <w:pPr>
+              <w:spacing w:before="20" w:after="20"/>
+            </w:pPr>
+            <w:r>
+              <w:rPr>
+                <w:rFonts w:ascii="Aptos" w:hAnsi="Aptos"/>
+                <w:b w:val="0"/>
+                <w:i w:val="0"/>
+                <w:sz w:val="22"/>
+              </w:rPr>
+              <w:t>Partykuły kara i made, słownictwo związane z miejscem i budowa zdań</w:t>
+            </w:r>
+          </w:p>
+        </w:tc>
+        <w:tc>
+          <w:tcPr>
+            <w:tcW w:type="dxa" w:w="4252"/>
+          </w:tcPr>
+          <w:p>
+            <w:pPr>
+              <w:spacing w:before="20" w:after="20"/>
+            </w:pPr>
+            <w:r>
+              <w:rPr>
+                <w:rFonts w:ascii="Aptos" w:hAnsi="Aptos"/>
+                <w:b w:val="0"/>
+                <w:i w:val="0"/>
+                <w:sz w:val="22"/>
+              </w:rPr>
+            </w:r>
+          </w:p>
+        </w:tc>
+      </w:tr>
+      <w:tr>
+        <w:tc>
+          <w:tcPr>
+            <w:tcW w:type="dxa" w:w="680"/>
+          </w:tcPr>
+          <w:p>
+            <w:pPr>
+              <w:spacing w:before="20" w:after="20"/>
+            </w:pPr>
+            <w:r>
+              <w:rPr>
+                <w:rFonts w:ascii="Aptos" w:hAnsi="Aptos"/>
+                <w:b w:val="0"/>
+                <w:i w:val="0"/>
+                <w:sz w:val="22"/>
+              </w:rPr>
+              <w:t>12.</w:t>
+            </w:r>
+          </w:p>
+        </w:tc>
+        <w:tc>
+          <w:tcPr>
+            <w:tcW w:type="dxa" w:w="4536"/>
+          </w:tcPr>
+          <w:p>
+            <w:pPr>
+              <w:spacing w:before="20" w:after="20"/>
+            </w:pPr>
+            <w:r>
+              <w:rPr>
+                <w:rFonts w:ascii="Aptos" w:hAnsi="Aptos"/>
+                <w:b w:val="0"/>
+                <w:i w:val="0"/>
+                <w:sz w:val="22"/>
+              </w:rPr>
+              <w:t>Środki transportu i partykuła de</w:t>
+            </w:r>
+          </w:p>
+        </w:tc>
+        <w:tc>
+          <w:tcPr>
+            <w:tcW w:type="dxa" w:w="4252"/>
+          </w:tcPr>
+          <w:p>
+            <w:pPr>
+              <w:spacing w:before="20" w:after="20"/>
+            </w:pPr>
+            <w:r>
+              <w:rPr>
+                <w:rFonts w:ascii="Aptos" w:hAnsi="Aptos"/>
+                <w:b w:val="0"/>
+                <w:i w:val="0"/>
+                <w:sz w:val="22"/>
+              </w:rPr>
+            </w:r>
+          </w:p>
+        </w:tc>
+      </w:tr>
+      <w:tr>
+        <w:tc>
+          <w:tcPr>
+            <w:tcW w:type="dxa" w:w="680"/>
+          </w:tcPr>
+          <w:p>
+            <w:pPr>
+              <w:spacing w:before="20" w:after="20"/>
+            </w:pPr>
+            <w:r>
+              <w:rPr>
+                <w:rFonts w:ascii="Aptos" w:hAnsi="Aptos"/>
+                <w:b w:val="0"/>
+                <w:i w:val="0"/>
+                <w:sz w:val="22"/>
+              </w:rPr>
+              <w:t>13.</w:t>
+            </w:r>
+          </w:p>
+        </w:tc>
+        <w:tc>
+          <w:tcPr>
+            <w:tcW w:type="dxa" w:w="4536"/>
+          </w:tcPr>
+          <w:p>
+            <w:pPr>
+              <w:spacing w:before="20" w:after="20"/>
+            </w:pPr>
+            <w:r>
+              <w:rPr>
+                <w:rFonts w:ascii="Aptos" w:hAnsi="Aptos"/>
+                <w:b w:val="0"/>
+                <w:i w:val="0"/>
+                <w:sz w:val="22"/>
+              </w:rPr>
+              <w:t>Przymiotniki – i-przymiotniki, na-przymiotniki  i budowa zdań</w:t>
+            </w:r>
+          </w:p>
+        </w:tc>
+        <w:tc>
+          <w:tcPr>
+            <w:tcW w:type="dxa" w:w="4252"/>
+          </w:tcPr>
+          <w:p>
+            <w:pPr>
+              <w:spacing w:before="20" w:after="20"/>
+            </w:pPr>
+            <w:r>
+              <w:rPr>
+                <w:rFonts w:ascii="Aptos" w:hAnsi="Aptos"/>
+                <w:b w:val="0"/>
+                <w:i w:val="0"/>
+                <w:sz w:val="22"/>
+              </w:rPr>
+            </w:r>
+          </w:p>
+        </w:tc>
+      </w:tr>
+      <w:tr>
+        <w:tc>
+          <w:tcPr>
+            <w:tcW w:type="dxa" w:w="680"/>
+          </w:tcPr>
+          <w:p>
+            <w:pPr>
+              <w:spacing w:before="20" w:after="20"/>
+            </w:pPr>
+            <w:r>
+              <w:rPr>
+                <w:rFonts w:ascii="Aptos" w:hAnsi="Aptos"/>
+                <w:b w:val="0"/>
+                <w:i w:val="0"/>
+                <w:sz w:val="22"/>
+              </w:rPr>
+              <w:t>14.</w:t>
+            </w:r>
+          </w:p>
+        </w:tc>
+        <w:tc>
+          <w:tcPr>
+            <w:tcW w:type="dxa" w:w="4536"/>
+          </w:tcPr>
+          <w:p>
+            <w:pPr>
+              <w:spacing w:before="20" w:after="20"/>
+            </w:pPr>
+            <w:r>
+              <w:rPr>
+                <w:rFonts w:ascii="Aptos" w:hAnsi="Aptos"/>
+                <w:b w:val="0"/>
+                <w:i w:val="0"/>
+                <w:sz w:val="22"/>
+              </w:rPr>
+              <w:t>Powtórzenie materiału z całego semestru</w:t>
+            </w:r>
+          </w:p>
+        </w:tc>
+        <w:tc>
+          <w:tcPr>
+            <w:tcW w:type="dxa" w:w="4252"/>
+          </w:tcPr>
+          <w:p>
+            <w:pPr>
+              <w:spacing w:before="20" w:after="20"/>
+            </w:pPr>
+            <w:r>
+              <w:rPr>
+                <w:rFonts w:ascii="Aptos" w:hAnsi="Aptos"/>
+                <w:b w:val="0"/>
+                <w:i w:val="0"/>
+                <w:sz w:val="22"/>
+              </w:rPr>
+            </w:r>
+          </w:p>
+        </w:tc>
+      </w:tr>
+      <w:tr>
+        <w:tc>
+          <w:tcPr>
+            <w:tcW w:type="dxa" w:w="680"/>
+          </w:tcPr>
+          <w:p>
+            <w:pPr>
+              <w:spacing w:before="20" w:after="20"/>
+            </w:pPr>
+            <w:r>
+              <w:rPr>
+                <w:rFonts w:ascii="Aptos" w:hAnsi="Aptos"/>
+                <w:b w:val="0"/>
+                <w:i w:val="0"/>
+                <w:sz w:val="22"/>
+              </w:rPr>
+              <w:t>15.</w:t>
+            </w:r>
+          </w:p>
+        </w:tc>
+        <w:tc>
+          <w:tcPr>
+            <w:tcW w:type="dxa" w:w="4536"/>
+          </w:tcPr>
+          <w:p>
+            <w:pPr>
+              <w:spacing w:before="20" w:after="20"/>
+            </w:pPr>
+            <w:r>
+              <w:rPr>
+                <w:rFonts w:ascii="Aptos" w:hAnsi="Aptos"/>
+                <w:b w:val="0"/>
+                <w:i w:val="0"/>
+                <w:sz w:val="22"/>
+              </w:rPr>
+              <w:t>kolokwium (z całej katakany)</w:t>
             </w:r>
           </w:p>
         </w:tc>
@@ -2838,7 +3215,7 @@
                 <w:i w:val="0"/>
                 <w:sz w:val="22"/>
               </w:rPr>
-              <w:t>Obecność na zajęciach – zgodnie z regulaminem 15% nieobecności nieustawiedliwionych, 15% nieobecności usprawiedliwionych; Prace pisemne – min. jedna praca na semestr.; Kolokwia/testy/kartkówki na podstawie opracowanego materiału – 1-2 na semestr (decyzja lektora); Wypowiedź ustna (o rodzaju decyduje lektor).; Przygotowywanie prac domowych oraz aktywne uczestnictwo w zajęciach.; Kryteria zaliczenia: uzyskanie przynajmniej 51% możliwych punktów za prace pisemne/testy/formę zaliczenia ustaloną przez lektora na podstawie poziomu grupy oraz pozytywna (min. 3.0) ocena łączna za pozostałe formy.</w:t>
+              <w:t>kolokwium; egzamin ustny; ocena sporządzonego dokumentu</w:t>
             </w:r>
           </w:p>
         </w:tc>
@@ -2895,7 +3272,7 @@
                 <w:i w:val="0"/>
                 <w:sz w:val="22"/>
               </w:rPr>
-              <w:t>Obecność na zajęciach – zgodnie z regulaminem 15% nieobecności nieustawiedliwionych, 15% nieobecności usprawiedliwionych; Prace pisemne – min. jedna praca na semestr.; Kolokwia/testy/kartkówki na podstawie opracowanego materiału – 1-2 na semestr (decyzja lektora); Wypowiedź ustna (o rodzaju decyduje lektor).; Przygotowywanie prac domowych oraz aktywne uczestnictwo w zajęciach.; Kryteria zaliczenia: uzyskanie przynajmniej 51% możliwych punktów za prace pisemne/testy/formę zaliczenia ustaloną przez lektora na podstawie poziomu grupy oraz pozytywna (min. 3.0) ocena łączna za pozostałe formy.</w:t>
+              <w:t>kolokwium; egzamin ustny; ocena sporządzonego dokumentu</w:t>
             </w:r>
           </w:p>
         </w:tc>
@@ -2952,7 +3329,7 @@
                 <w:i w:val="0"/>
                 <w:sz w:val="22"/>
               </w:rPr>
-              <w:t>Obecność na zajęciach – zgodnie z regulaminem 15% nieobecności nieustawiedliwionych, 15% nieobecności usprawiedliwionych; Prace pisemne – min. jedna praca na semestr.; Kolokwia/testy/kartkówki na podstawie opracowanego materiału – 1-2 na semestr (decyzja lektora); Wypowiedź ustna (o rodzaju decyduje lektor).; Przygotowywanie prac domowych oraz aktywne uczestnictwo w zajęciach.; Kryteria zaliczenia: uzyskanie przynajmniej 51% możliwych punktów za prace pisemne/testy/formę zaliczenia ustaloną przez lektora na podstawie poziomu grupy oraz pozytywna (min. 3.0) ocena łączna za pozostałe formy.</w:t>
+              <w:t>kolokwium; egzamin ustny; ocena sporządzonego dokumentu</w:t>
             </w:r>
           </w:p>
         </w:tc>
@@ -3115,7 +3492,7 @@
                 <w:i w:val="0"/>
                 <w:sz w:val="22"/>
               </w:rPr>
-              <w:t>Obecność na zajęciach – zgodnie z regulaminem 15% nieobecności nieustawiedliwionych, 15% nieobecności usprawiedliwionych; Prace pisemne – min. jedna praca na semestr.; Kolokwia/testy/kartkówki na podstawie opracowanego materiału – 1-2 na semestr (decyzja lektora); Wypowiedź ustna (o rodzaju decyduje lektor).; Przygotowywanie prac domowych oraz aktywne uczestnictwo w zajęciach.; Kryteria zaliczenia: uzyskanie przynajmniej 51% możliwych punktów za prace pisemne/testy/formę zaliczenia ustaloną przez lektora na podstawie poziomu grupy oraz pozytywna (min. 3.0) ocena łączna za pozostałe formy.</w:t>
+              <w:t>kolokwium; egzamin ustny; ocena sporządzonego dokumentu</w:t>
             </w:r>
           </w:p>
         </w:tc>
@@ -3173,7 +3550,7 @@
                 <w:i w:val="0"/>
                 <w:sz w:val="22"/>
               </w:rPr>
-              <w:t>Obecność na zajęciach – zgodnie z regulaminem 15% nieobecności nieustawiedliwionych, 15% nieobecności usprawiedliwionych; Prace pisemne – min. jedna praca na semestr.; Kolokwia/testy/kartkówki na podstawie opracowanego materiału – 1-2 na semestr (decyzja lektora); Wypowiedź ustna (o rodzaju decyduje lektor).; Przygotowywanie prac domowych oraz aktywne uczestnictwo w zajęciach.; Kryteria zaliczenia: uzyskanie przynajmniej 51% możliwych punktów za prace pisemne/testy/formę zaliczenia ustaloną przez lektora na podstawie poziomu grupy oraz pozytywna (min. 3.0) ocena łączna za pozostałe formy.</w:t>
+              <w:t>kolokwium; egzamin ustny; ocena sporządzonego dokumentu</w:t>
             </w:r>
           </w:p>
         </w:tc>
@@ -3336,7 +3713,7 @@
                 <w:i w:val="0"/>
                 <w:sz w:val="22"/>
               </w:rPr>
-              <w:t>Obecność na zajęciach – zgodnie z regulaminem 15% nieobecności nieustawiedliwionych, 15% nieobecności usprawiedliwionych; Prace pisemne – min. jedna praca na semestr.; Kolokwia/testy/kartkówki na podstawie opracowanego materiału – 1-2 na semestr (decyzja lektora); Wypowiedź ustna (o rodzaju decyduje lektor).; Przygotowywanie prac domowych oraz aktywne uczestnictwo w zajęciach.; Kryteria zaliczenia: uzyskanie przynajmniej 51% możliwych punktów za prace pisemne/testy/formę zaliczenia ustaloną przez lektora na podstawie poziomu grupy oraz pozytywna (min. 3.0) ocena łączna za pozostałe formy.</w:t>
+              <w:t>kolokwium; egzamin ustny; ocena sporządzonego dokumentu</w:t>
             </w:r>
           </w:p>
         </w:tc>
@@ -3394,7 +3771,7 @@
                 <w:i w:val="0"/>
                 <w:sz w:val="22"/>
               </w:rPr>
-              <w:t>Obecność na zajęciach – zgodnie z regulaminem 15% nieobecności nieustawiedliwionych, 15% nieobecności usprawiedliwionych; Prace pisemne – min. jedna praca na semestr.; Kolokwia/testy/kartkówki na podstawie opracowanego materiału – 1-2 na semestr (decyzja lektora); Wypowiedź ustna (o rodzaju decyduje lektor).; Przygotowywanie prac domowych oraz aktywne uczestnictwo w zajęciach.; Kryteria zaliczenia: uzyskanie przynajmniej 51% możliwych punktów za prace pisemne/testy/formę zaliczenia ustaloną przez lektora na podstawie poziomu grupy oraz pozytywna (min. 3.0) ocena łączna za pozostałe formy.</w:t>
+              <w:t>kolokwium; egzamin ustny; ocena sporządzonego dokumentu</w:t>
             </w:r>
           </w:p>
         </w:tc>

--- a/public/assets/files/niestacjonarne/JAP1.docx
+++ b/public/assets/files/niestacjonarne/JAP1.docx
@@ -315,7 +315,7 @@
                 <w:i w:val="0"/>
                 <w:sz w:val="22"/>
               </w:rPr>
-              <w:t>3</w:t>
+              <w:t>2</w:t>
             </w:r>
           </w:p>
         </w:tc>
@@ -1093,7 +1093,7 @@
                 <w:i w:val="0"/>
                 <w:sz w:val="22"/>
               </w:rPr>
-              <w:t>59</w:t>
+              <w:t>44</w:t>
             </w:r>
           </w:p>
         </w:tc>
@@ -1113,7 +1113,7 @@
                 <w:i w:val="0"/>
                 <w:sz w:val="22"/>
               </w:rPr>
-              <w:t>2.4</w:t>
+              <w:t>1.8</w:t>
             </w:r>
           </w:p>
         </w:tc>

--- a/public/assets/files/niestacjonarne/JAP1.docx
+++ b/public/assets/files/niestacjonarne/JAP1.docx
@@ -1093,7 +1093,7 @@
                 <w:i w:val="0"/>
                 <w:sz w:val="22"/>
               </w:rPr>
-              <w:t>44</w:t>
+              <w:t>34</w:t>
             </w:r>
           </w:p>
         </w:tc>
@@ -1113,7 +1113,7 @@
                 <w:i w:val="0"/>
                 <w:sz w:val="22"/>
               </w:rPr>
-              <w:t>1.8</w:t>
+              <w:t>1.4</w:t>
             </w:r>
           </w:p>
         </w:tc>

--- a/public/assets/files/niestacjonarne/JAP1.docx
+++ b/public/assets/files/niestacjonarne/JAP1.docx
@@ -3215,121 +3215,6 @@
                 <w:i w:val="0"/>
                 <w:sz w:val="22"/>
               </w:rPr>
-              <w:t>kolokwium; egzamin ustny; ocena sporządzonego dokumentu</w:t>
-            </w:r>
-          </w:p>
-        </w:tc>
-      </w:tr>
-      <w:tr>
-        <w:tc>
-          <w:tcPr>
-            <w:tcW w:type="dxa" w:w="3324"/>
-          </w:tcPr>
-          <w:p>
-            <w:pPr>
-              <w:spacing w:before="20" w:after="20"/>
-            </w:pPr>
-            <w:r>
-              <w:rPr>
-                <w:rFonts w:ascii="Aptos" w:hAnsi="Aptos"/>
-                <w:b w:val="0"/>
-                <w:i w:val="0"/>
-                <w:sz w:val="22"/>
-              </w:rPr>
-            </w:r>
-          </w:p>
-        </w:tc>
-        <w:tc>
-          <w:tcPr>
-            <w:tcW w:type="dxa" w:w="3324"/>
-          </w:tcPr>
-          <w:p>
-            <w:pPr>
-              <w:spacing w:before="20" w:after="20"/>
-            </w:pPr>
-            <w:r>
-              <w:rPr>
-                <w:rFonts w:ascii="Aptos" w:hAnsi="Aptos"/>
-                <w:b w:val="0"/>
-                <w:i w:val="0"/>
-                <w:sz w:val="22"/>
-              </w:rPr>
-            </w:r>
-          </w:p>
-        </w:tc>
-        <w:tc>
-          <w:tcPr>
-            <w:tcW w:type="dxa" w:w="3324"/>
-          </w:tcPr>
-          <w:p>
-            <w:pPr>
-              <w:spacing w:before="20" w:after="20"/>
-            </w:pPr>
-            <w:r>
-              <w:rPr>
-                <w:rFonts w:ascii="Aptos" w:hAnsi="Aptos"/>
-                <w:b w:val="0"/>
-                <w:i w:val="0"/>
-                <w:sz w:val="22"/>
-              </w:rPr>
-              <w:t>kolokwium; egzamin ustny; ocena sporządzonego dokumentu</w:t>
-            </w:r>
-          </w:p>
-        </w:tc>
-      </w:tr>
-      <w:tr>
-        <w:tc>
-          <w:tcPr>
-            <w:tcW w:type="dxa" w:w="3324"/>
-          </w:tcPr>
-          <w:p>
-            <w:pPr>
-              <w:spacing w:before="20" w:after="20"/>
-            </w:pPr>
-            <w:r>
-              <w:rPr>
-                <w:rFonts w:ascii="Aptos" w:hAnsi="Aptos"/>
-                <w:b w:val="0"/>
-                <w:i w:val="0"/>
-                <w:sz w:val="22"/>
-              </w:rPr>
-            </w:r>
-          </w:p>
-        </w:tc>
-        <w:tc>
-          <w:tcPr>
-            <w:tcW w:type="dxa" w:w="3324"/>
-          </w:tcPr>
-          <w:p>
-            <w:pPr>
-              <w:spacing w:before="20" w:after="20"/>
-            </w:pPr>
-            <w:r>
-              <w:rPr>
-                <w:rFonts w:ascii="Aptos" w:hAnsi="Aptos"/>
-                <w:b w:val="0"/>
-                <w:i w:val="0"/>
-                <w:sz w:val="22"/>
-              </w:rPr>
-            </w:r>
-          </w:p>
-        </w:tc>
-        <w:tc>
-          <w:tcPr>
-            <w:tcW w:type="dxa" w:w="3324"/>
-          </w:tcPr>
-          <w:p>
-            <w:pPr>
-              <w:spacing w:before="20" w:after="20"/>
-            </w:pPr>
-            <w:r>
-              <w:rPr>
-                <w:rFonts w:ascii="Aptos" w:hAnsi="Aptos"/>
-                <w:b w:val="0"/>
-                <w:i w:val="0"/>
-                <w:sz w:val="22"/>
-              </w:rPr>
-              <w:t>kolokwium; egzamin ustny; ocena sporządzonego dokumentu</w:t>
             </w:r>
           </w:p>
         </w:tc>
@@ -3492,7 +3377,7 @@
                 <w:i w:val="0"/>
                 <w:sz w:val="22"/>
               </w:rPr>
-              <w:t>kolokwium; egzamin ustny; ocena sporządzonego dokumentu</w:t>
+              <w:t>kolokwium, egzamin ustny, ocena sporządzonego dokumentu</w:t>
             </w:r>
           </w:p>
         </w:tc>
@@ -3550,7 +3435,7 @@
                 <w:i w:val="0"/>
                 <w:sz w:val="22"/>
               </w:rPr>
-              <w:t>kolokwium; egzamin ustny; ocena sporządzonego dokumentu</w:t>
+              <w:t>kolokwium, egzamin ustny, ocena sporządzonego dokumentu</w:t>
             </w:r>
           </w:p>
         </w:tc>
@@ -3676,6 +3561,7 @@
                 <w:i w:val="0"/>
                 <w:sz w:val="22"/>
               </w:rPr>
+              <w:t>K_K03</w:t>
             </w:r>
           </w:p>
         </w:tc>
@@ -3713,7 +3599,7 @@
                 <w:i w:val="0"/>
                 <w:sz w:val="22"/>
               </w:rPr>
-              <w:t>kolokwium; egzamin ustny; ocena sporządzonego dokumentu</w:t>
+              <w:t>kolokwium, egzamin ustny, ocena sporządzonego dokumentu</w:t>
             </w:r>
           </w:p>
         </w:tc>
@@ -3734,6 +3620,7 @@
                 <w:i w:val="0"/>
                 <w:sz w:val="22"/>
               </w:rPr>
+              <w:t>K_K03</w:t>
             </w:r>
           </w:p>
         </w:tc>
@@ -3771,7 +3658,7 @@
                 <w:i w:val="0"/>
                 <w:sz w:val="22"/>
               </w:rPr>
-              <w:t>kolokwium; egzamin ustny; ocena sporządzonego dokumentu</w:t>
+              <w:t>kolokwium, egzamin ustny, ocena sporządzonego dokumentu</w:t>
             </w:r>
           </w:p>
         </w:tc>

--- a/public/assets/files/niestacjonarne/JAP1.docx
+++ b/public/assets/files/niestacjonarne/JAP1.docx
@@ -315,7 +315,7 @@
                 <w:i w:val="0"/>
                 <w:sz w:val="22"/>
               </w:rPr>
-              <w:t>2</w:t>
+              <w:t>2.5</w:t>
             </w:r>
           </w:p>
         </w:tc>
@@ -1093,7 +1093,7 @@
                 <w:i w:val="0"/>
                 <w:sz w:val="22"/>
               </w:rPr>
-              <w:t>34</w:t>
+              <w:t>47</w:t>
             </w:r>
           </w:p>
         </w:tc>
@@ -1113,7 +1113,7 @@
                 <w:i w:val="0"/>
                 <w:sz w:val="22"/>
               </w:rPr>
-              <w:t>1.4</w:t>
+              <w:t>1.9</w:t>
             </w:r>
           </w:p>
         </w:tc>

--- a/public/assets/files/niestacjonarne/JAP1.docx
+++ b/public/assets/files/niestacjonarne/JAP1.docx
@@ -1894,14 +1894,13 @@
       </w:tblPr>
       <w:tblGrid>
         <w:gridCol w:w="680"/>
-        <w:gridCol w:w="4536"/>
-        <w:gridCol w:w="4252"/>
+        <w:gridCol w:w="8788"/>
       </w:tblGrid>
       <w:tr>
         <w:tc>
           <w:tcPr>
             <w:tcW w:type="dxa" w:w="9468"/>
-            <w:gridSpan w:val="3"/>
+            <w:gridSpan w:val="2"/>
             <w:shd w:val="clear" w:color="auto" w:fill="D9D9D9"/>
           </w:tcPr>
           <w:p>
@@ -1943,7 +1942,7 @@
         </w:tc>
         <w:tc>
           <w:tcPr>
-            <w:tcW w:type="dxa" w:w="4536"/>
+            <w:tcW w:type="dxa" w:w="8788"/>
             <w:shd w:val="clear" w:color="auto" w:fill="D9D9D9"/>
           </w:tcPr>
           <w:p>
@@ -1957,27 +1956,7 @@
                 <w:i w:val="0"/>
                 <w:sz w:val="16"/>
               </w:rPr>
-              <w:t>Wykład</w:t>
-            </w:r>
-          </w:p>
-        </w:tc>
-        <w:tc>
-          <w:tcPr>
-            <w:tcW w:type="dxa" w:w="4252"/>
-            <w:shd w:val="clear" w:color="auto" w:fill="D9D9D9"/>
-          </w:tcPr>
-          <w:p>
-            <w:pPr>
-              <w:spacing w:before="20" w:after="20"/>
-            </w:pPr>
-            <w:r>
-              <w:rPr>
-                <w:rFonts w:ascii="Aptos" w:hAnsi="Aptos"/>
-                <w:b/>
-                <w:i w:val="0"/>
-                <w:sz w:val="16"/>
-              </w:rPr>
-              <w:t>Ćwiczenia / Laboratorium / Pracownia</w:t>
+              <w:t>Treści programowe</w:t>
             </w:r>
           </w:p>
         </w:tc>
@@ -2004,7 +1983,7 @@
         </w:tc>
         <w:tc>
           <w:tcPr>
-            <w:tcW w:type="dxa" w:w="4536"/>
+            <w:tcW w:type="dxa" w:w="8788"/>
           </w:tcPr>
           <w:p>
             <w:pPr>
@@ -2018,24 +1997,6 @@
                 <w:sz w:val="22"/>
               </w:rPr>
               <w:t>Nauka znaków katakany: a,i,u,e,o /  ka,ki,ku,ke,ko,ga,gi,gu,ge,go / lekcja 4 – godziny i minuty</w:t>
-            </w:r>
-          </w:p>
-        </w:tc>
-        <w:tc>
-          <w:tcPr>
-            <w:tcW w:type="dxa" w:w="4252"/>
-          </w:tcPr>
-          <w:p>
-            <w:pPr>
-              <w:spacing w:before="20" w:after="20"/>
-            </w:pPr>
-            <w:r>
-              <w:rPr>
-                <w:rFonts w:ascii="Aptos" w:hAnsi="Aptos"/>
-                <w:b w:val="0"/>
-                <w:i w:val="0"/>
-                <w:sz w:val="22"/>
-              </w:rPr>
             </w:r>
           </w:p>
         </w:tc>
@@ -2062,7 +2023,7 @@
         </w:tc>
         <w:tc>
           <w:tcPr>
-            <w:tcW w:type="dxa" w:w="4536"/>
+            <w:tcW w:type="dxa" w:w="8788"/>
           </w:tcPr>
           <w:p>
             <w:pPr>
@@ -2076,24 +2037,6 @@
                 <w:sz w:val="22"/>
               </w:rPr>
               <w:t>Nauka znaków katakany:  sa,shi,su,se,so,za,ji,zu,ze,zo /  wybrane znaki kanji, słuchanie, partykuła wo</w:t>
-            </w:r>
-          </w:p>
-        </w:tc>
-        <w:tc>
-          <w:tcPr>
-            <w:tcW w:type="dxa" w:w="4252"/>
-          </w:tcPr>
-          <w:p>
-            <w:pPr>
-              <w:spacing w:before="20" w:after="20"/>
-            </w:pPr>
-            <w:r>
-              <w:rPr>
-                <w:rFonts w:ascii="Aptos" w:hAnsi="Aptos"/>
-                <w:b w:val="0"/>
-                <w:i w:val="0"/>
-                <w:sz w:val="22"/>
-              </w:rPr>
             </w:r>
           </w:p>
         </w:tc>
@@ -2120,7 +2063,7 @@
         </w:tc>
         <w:tc>
           <w:tcPr>
-            <w:tcW w:type="dxa" w:w="4536"/>
+            <w:tcW w:type="dxa" w:w="8788"/>
           </w:tcPr>
           <w:p>
             <w:pPr>
@@ -2134,24 +2077,6 @@
                 <w:sz w:val="22"/>
               </w:rPr>
               <w:t>Nauka znaków katakany:  ta,chi,tsu,te,to,da,di,du,de,do ,na,ni,nu,ne,no, nauka wybranych znaków kanji</w:t>
-            </w:r>
-          </w:p>
-        </w:tc>
-        <w:tc>
-          <w:tcPr>
-            <w:tcW w:type="dxa" w:w="4252"/>
-          </w:tcPr>
-          <w:p>
-            <w:pPr>
-              <w:spacing w:before="20" w:after="20"/>
-            </w:pPr>
-            <w:r>
-              <w:rPr>
-                <w:rFonts w:ascii="Aptos" w:hAnsi="Aptos"/>
-                <w:b w:val="0"/>
-                <w:i w:val="0"/>
-                <w:sz w:val="22"/>
-              </w:rPr>
             </w:r>
           </w:p>
         </w:tc>
@@ -2178,7 +2103,7 @@
         </w:tc>
         <w:tc>
           <w:tcPr>
-            <w:tcW w:type="dxa" w:w="4536"/>
+            <w:tcW w:type="dxa" w:w="8788"/>
           </w:tcPr>
           <w:p>
             <w:pPr>
@@ -2192,24 +2117,6 @@
                 <w:sz w:val="22"/>
               </w:rPr>
               <w:t>Nauka znaków katakany :ha,hi,fu,he,ho,ba,bi,bu,be,bo,pa,pi,pu,pe / wypracowanie: mój dzień</w:t>
-            </w:r>
-          </w:p>
-        </w:tc>
-        <w:tc>
-          <w:tcPr>
-            <w:tcW w:type="dxa" w:w="4252"/>
-          </w:tcPr>
-          <w:p>
-            <w:pPr>
-              <w:spacing w:before="20" w:after="20"/>
-            </w:pPr>
-            <w:r>
-              <w:rPr>
-                <w:rFonts w:ascii="Aptos" w:hAnsi="Aptos"/>
-                <w:b w:val="0"/>
-                <w:i w:val="0"/>
-                <w:sz w:val="22"/>
-              </w:rPr>
             </w:r>
           </w:p>
         </w:tc>
@@ -2236,7 +2143,7 @@
         </w:tc>
         <w:tc>
           <w:tcPr>
-            <w:tcW w:type="dxa" w:w="4536"/>
+            <w:tcW w:type="dxa" w:w="8788"/>
           </w:tcPr>
           <w:p>
             <w:pPr>
@@ -2250,24 +2157,6 @@
                 <w:sz w:val="22"/>
               </w:rPr>
               <w:t>Nauka znaków katakany: ma,mi,mu,me,mo, ya,yu,yo, Dodatki do katakany, lekcja 5 -budowanie zdań i pytań, partykuła ka i mo</w:t>
-            </w:r>
-          </w:p>
-        </w:tc>
-        <w:tc>
-          <w:tcPr>
-            <w:tcW w:type="dxa" w:w="4252"/>
-          </w:tcPr>
-          <w:p>
-            <w:pPr>
-              <w:spacing w:before="20" w:after="20"/>
-            </w:pPr>
-            <w:r>
-              <w:rPr>
-                <w:rFonts w:ascii="Aptos" w:hAnsi="Aptos"/>
-                <w:b w:val="0"/>
-                <w:i w:val="0"/>
-                <w:sz w:val="22"/>
-              </w:rPr>
             </w:r>
           </w:p>
         </w:tc>
@@ -2294,7 +2183,7 @@
         </w:tc>
         <w:tc>
           <w:tcPr>
-            <w:tcW w:type="dxa" w:w="4536"/>
+            <w:tcW w:type="dxa" w:w="8788"/>
           </w:tcPr>
           <w:p>
             <w:pPr>
@@ -2308,24 +2197,6 @@
                 <w:sz w:val="22"/>
               </w:rPr>
               <w:t>Nauka znaków katakany: ra,ri,ru,re,ro,wa,wo,n   Lekcja 6, forma masenka i forma mashō, nowe słownictwo: kino, muzeum, sklep itp. ,</w:t>
-            </w:r>
-          </w:p>
-        </w:tc>
-        <w:tc>
-          <w:tcPr>
-            <w:tcW w:type="dxa" w:w="4252"/>
-          </w:tcPr>
-          <w:p>
-            <w:pPr>
-              <w:spacing w:before="20" w:after="20"/>
-            </w:pPr>
-            <w:r>
-              <w:rPr>
-                <w:rFonts w:ascii="Aptos" w:hAnsi="Aptos"/>
-                <w:b w:val="0"/>
-                <w:i w:val="0"/>
-                <w:sz w:val="22"/>
-              </w:rPr>
             </w:r>
           </w:p>
         </w:tc>
@@ -2352,7 +2223,7 @@
         </w:tc>
         <w:tc>
           <w:tcPr>
-            <w:tcW w:type="dxa" w:w="4536"/>
+            <w:tcW w:type="dxa" w:w="8788"/>
           </w:tcPr>
           <w:p>
             <w:pPr>
@@ -2366,24 +2237,6 @@
                 <w:sz w:val="22"/>
               </w:rPr>
               <w:t>Nauka znaków katakany nowe znaki kanji, budowanie zdań, partykuła de</w:t>
-            </w:r>
-          </w:p>
-        </w:tc>
-        <w:tc>
-          <w:tcPr>
-            <w:tcW w:type="dxa" w:w="4252"/>
-          </w:tcPr>
-          <w:p>
-            <w:pPr>
-              <w:spacing w:before="20" w:after="20"/>
-            </w:pPr>
-            <w:r>
-              <w:rPr>
-                <w:rFonts w:ascii="Aptos" w:hAnsi="Aptos"/>
-                <w:b w:val="0"/>
-                <w:i w:val="0"/>
-                <w:sz w:val="22"/>
-              </w:rPr>
             </w:r>
           </w:p>
         </w:tc>
@@ -2410,7 +2263,7 @@
         </w:tc>
         <w:tc>
           <w:tcPr>
-            <w:tcW w:type="dxa" w:w="4536"/>
+            <w:tcW w:type="dxa" w:w="8788"/>
           </w:tcPr>
           <w:p>
             <w:pPr>
@@ -2424,24 +2277,6 @@
                 <w:sz w:val="22"/>
               </w:rPr>
               <w:t>Kolokwium 1 (z katakany) / słuchanie</w:t>
-            </w:r>
-          </w:p>
-        </w:tc>
-        <w:tc>
-          <w:tcPr>
-            <w:tcW w:type="dxa" w:w="4252"/>
-          </w:tcPr>
-          <w:p>
-            <w:pPr>
-              <w:spacing w:before="20" w:after="20"/>
-            </w:pPr>
-            <w:r>
-              <w:rPr>
-                <w:rFonts w:ascii="Aptos" w:hAnsi="Aptos"/>
-                <w:b w:val="0"/>
-                <w:i w:val="0"/>
-                <w:sz w:val="22"/>
-              </w:rPr>
             </w:r>
           </w:p>
         </w:tc>
@@ -2468,7 +2303,7 @@
         </w:tc>
         <w:tc>
           <w:tcPr>
-            <w:tcW w:type="dxa" w:w="4536"/>
+            <w:tcW w:type="dxa" w:w="8788"/>
           </w:tcPr>
           <w:p>
             <w:pPr>
@@ -2482,24 +2317,6 @@
                 <w:sz w:val="22"/>
               </w:rPr>
               <w:t>Nauka znaków katakany (dodatki) , budowanie dialogów z czasownikami</w:t>
-            </w:r>
-          </w:p>
-        </w:tc>
-        <w:tc>
-          <w:tcPr>
-            <w:tcW w:type="dxa" w:w="4252"/>
-          </w:tcPr>
-          <w:p>
-            <w:pPr>
-              <w:spacing w:before="20" w:after="20"/>
-            </w:pPr>
-            <w:r>
-              <w:rPr>
-                <w:rFonts w:ascii="Aptos" w:hAnsi="Aptos"/>
-                <w:b w:val="0"/>
-                <w:i w:val="0"/>
-                <w:sz w:val="22"/>
-              </w:rPr>
             </w:r>
           </w:p>
         </w:tc>
@@ -2526,7 +2343,7 @@
         </w:tc>
         <w:tc>
           <w:tcPr>
-            <w:tcW w:type="dxa" w:w="4536"/>
+            <w:tcW w:type="dxa" w:w="8788"/>
           </w:tcPr>
           <w:p>
             <w:pPr>
@@ -2540,24 +2357,6 @@
                 <w:sz w:val="22"/>
               </w:rPr>
               <w:t>Dni tygodnia, miesiące i dni miesiąca, nowe znaki kanji</w:t>
-            </w:r>
-          </w:p>
-        </w:tc>
-        <w:tc>
-          <w:tcPr>
-            <w:tcW w:type="dxa" w:w="4252"/>
-          </w:tcPr>
-          <w:p>
-            <w:pPr>
-              <w:spacing w:before="20" w:after="20"/>
-            </w:pPr>
-            <w:r>
-              <w:rPr>
-                <w:rFonts w:ascii="Aptos" w:hAnsi="Aptos"/>
-                <w:b w:val="0"/>
-                <w:i w:val="0"/>
-                <w:sz w:val="22"/>
-              </w:rPr>
             </w:r>
           </w:p>
         </w:tc>
@@ -2584,7 +2383,7 @@
         </w:tc>
         <w:tc>
           <w:tcPr>
-            <w:tcW w:type="dxa" w:w="4536"/>
+            <w:tcW w:type="dxa" w:w="8788"/>
           </w:tcPr>
           <w:p>
             <w:pPr>
@@ -2598,24 +2397,6 @@
                 <w:sz w:val="22"/>
               </w:rPr>
               <w:t>Partykuły kara i made, słownictwo związane z miejscem i budowa zdań</w:t>
-            </w:r>
-          </w:p>
-        </w:tc>
-        <w:tc>
-          <w:tcPr>
-            <w:tcW w:type="dxa" w:w="4252"/>
-          </w:tcPr>
-          <w:p>
-            <w:pPr>
-              <w:spacing w:before="20" w:after="20"/>
-            </w:pPr>
-            <w:r>
-              <w:rPr>
-                <w:rFonts w:ascii="Aptos" w:hAnsi="Aptos"/>
-                <w:b w:val="0"/>
-                <w:i w:val="0"/>
-                <w:sz w:val="22"/>
-              </w:rPr>
             </w:r>
           </w:p>
         </w:tc>
@@ -2642,7 +2423,7 @@
         </w:tc>
         <w:tc>
           <w:tcPr>
-            <w:tcW w:type="dxa" w:w="4536"/>
+            <w:tcW w:type="dxa" w:w="8788"/>
           </w:tcPr>
           <w:p>
             <w:pPr>
@@ -2656,24 +2437,6 @@
                 <w:sz w:val="22"/>
               </w:rPr>
               <w:t>Środki transportu i partykuła de</w:t>
-            </w:r>
-          </w:p>
-        </w:tc>
-        <w:tc>
-          <w:tcPr>
-            <w:tcW w:type="dxa" w:w="4252"/>
-          </w:tcPr>
-          <w:p>
-            <w:pPr>
-              <w:spacing w:before="20" w:after="20"/>
-            </w:pPr>
-            <w:r>
-              <w:rPr>
-                <w:rFonts w:ascii="Aptos" w:hAnsi="Aptos"/>
-                <w:b w:val="0"/>
-                <w:i w:val="0"/>
-                <w:sz w:val="22"/>
-              </w:rPr>
             </w:r>
           </w:p>
         </w:tc>
@@ -2700,7 +2463,7 @@
         </w:tc>
         <w:tc>
           <w:tcPr>
-            <w:tcW w:type="dxa" w:w="4536"/>
+            <w:tcW w:type="dxa" w:w="8788"/>
           </w:tcPr>
           <w:p>
             <w:pPr>
@@ -2714,24 +2477,6 @@
                 <w:sz w:val="22"/>
               </w:rPr>
               <w:t>Przymiotniki – i-przymiotniki, na-przymiotniki  i budowa zdań</w:t>
-            </w:r>
-          </w:p>
-        </w:tc>
-        <w:tc>
-          <w:tcPr>
-            <w:tcW w:type="dxa" w:w="4252"/>
-          </w:tcPr>
-          <w:p>
-            <w:pPr>
-              <w:spacing w:before="20" w:after="20"/>
-            </w:pPr>
-            <w:r>
-              <w:rPr>
-                <w:rFonts w:ascii="Aptos" w:hAnsi="Aptos"/>
-                <w:b w:val="0"/>
-                <w:i w:val="0"/>
-                <w:sz w:val="22"/>
-              </w:rPr>
             </w:r>
           </w:p>
         </w:tc>
@@ -2758,7 +2503,7 @@
         </w:tc>
         <w:tc>
           <w:tcPr>
-            <w:tcW w:type="dxa" w:w="4536"/>
+            <w:tcW w:type="dxa" w:w="8788"/>
           </w:tcPr>
           <w:p>
             <w:pPr>
@@ -2772,24 +2517,6 @@
                 <w:sz w:val="22"/>
               </w:rPr>
               <w:t>Powtórzenie materiału z całego semestru</w:t>
-            </w:r>
-          </w:p>
-        </w:tc>
-        <w:tc>
-          <w:tcPr>
-            <w:tcW w:type="dxa" w:w="4252"/>
-          </w:tcPr>
-          <w:p>
-            <w:pPr>
-              <w:spacing w:before="20" w:after="20"/>
-            </w:pPr>
-            <w:r>
-              <w:rPr>
-                <w:rFonts w:ascii="Aptos" w:hAnsi="Aptos"/>
-                <w:b w:val="0"/>
-                <w:i w:val="0"/>
-                <w:sz w:val="22"/>
-              </w:rPr>
             </w:r>
           </w:p>
         </w:tc>
@@ -2816,7 +2543,7 @@
         </w:tc>
         <w:tc>
           <w:tcPr>
-            <w:tcW w:type="dxa" w:w="4536"/>
+            <w:tcW w:type="dxa" w:w="8788"/>
           </w:tcPr>
           <w:p>
             <w:pPr>
@@ -2830,24 +2557,6 @@
                 <w:sz w:val="22"/>
               </w:rPr>
               <w:t>kolokwium (z całej katakany)</w:t>
-            </w:r>
-          </w:p>
-        </w:tc>
-        <w:tc>
-          <w:tcPr>
-            <w:tcW w:type="dxa" w:w="4252"/>
-          </w:tcPr>
-          <w:p>
-            <w:pPr>
-              <w:spacing w:before="20" w:after="20"/>
-            </w:pPr>
-            <w:r>
-              <w:rPr>
-                <w:rFonts w:ascii="Aptos" w:hAnsi="Aptos"/>
-                <w:b w:val="0"/>
-                <w:i w:val="0"/>
-                <w:sz w:val="22"/>
-              </w:rPr>
             </w:r>
           </w:p>
         </w:tc>

--- a/public/assets/files/niestacjonarne/JAP1.docx
+++ b/public/assets/files/niestacjonarne/JAP1.docx
@@ -315,7 +315,7 @@
                 <w:i w:val="0"/>
                 <w:sz w:val="22"/>
               </w:rPr>
-              <w:t>2.5</w:t>
+              <w:t>2</w:t>
             </w:r>
           </w:p>
         </w:tc>
@@ -1093,7 +1093,7 @@
                 <w:i w:val="0"/>
                 <w:sz w:val="22"/>
               </w:rPr>
-              <w:t>47</w:t>
+              <w:t>34</w:t>
             </w:r>
           </w:p>
         </w:tc>
@@ -1113,7 +1113,7 @@
                 <w:i w:val="0"/>
                 <w:sz w:val="22"/>
               </w:rPr>
-              <w:t>1.9</w:t>
+              <w:t>1.4</w:t>
             </w:r>
           </w:p>
         </w:tc>
